--- a/简历_李俊彦_v2.docx
+++ b/简历_李俊彦_v2.docx
@@ -180,19 +180,7 @@
           <w:color w:val="444444"/>
           <w:sz w:val="18"/>
         </w:rPr>
-        <w:t>手机 178 2390 9545　|　邮箱 18106329</w:t>
-      </w:r>
-      <w:bookmarkStart w:id="0" w:name="_GoBack"/>
-      <w:bookmarkEnd w:id="0"/>
-      <w:r>
-        <w:rPr>
-          <w:rFonts w:ascii="微软雅黑" w:hAnsi="微软雅黑" w:eastAsia="微软雅黑"/>
-          <w:b w:val="0"/>
-          <w:i w:val="0"/>
-          <w:color w:val="444444"/>
-          <w:sz w:val="18"/>
-        </w:rPr>
-        <w:t>78@qq.com　|</w:t>
+        <w:t>手机 178 2390 9545　|　邮箱 1810632978@qq.com　|</w:t>
       </w:r>
       <w:r>
         <w:rPr>
@@ -611,7 +599,7 @@
           <w:color w:val="1A1A1A"/>
           <w:sz w:val="19"/>
         </w:rPr>
-        <w:t>《杀戮尖塔2（STS2）</w:t>
+        <w:t>《杀戮尖塔2</w:t>
       </w:r>
       <w:r>
         <w:rPr>
@@ -622,7 +610,7 @@
           <w:sz w:val="19"/>
           <w:lang w:val="en-US" w:eastAsia="zh-CN"/>
         </w:rPr>
-        <w:t>战士</w:t>
+        <w:t xml:space="preserve"> 战士</w:t>
       </w:r>
       <w:r>
         <w:rPr>
@@ -775,6 +763,93 @@
         <w:spacing w:before="0" w:after="0" w:line="269" w:lineRule="auto"/>
         <w:ind w:left="200"/>
         <w:rPr>
+          <w:rFonts w:hint="eastAsia"/>
+          <w:b w:val="0"/>
+          <w:i w:val="0"/>
+          <w:color w:val="444444"/>
+          <w:sz w:val="18"/>
+          <w:lang w:val="en-US" w:eastAsia="zh-CN"/>
+        </w:rPr>
+      </w:pPr>
+      <w:r>
+        <w:rPr>
+          <w:rFonts w:ascii="微软雅黑" w:hAnsi="微软雅黑" w:eastAsia="微软雅黑"/>
+          <w:b w:val="0"/>
+          <w:i w:val="0"/>
+          <w:color w:val="444444"/>
+          <w:sz w:val="18"/>
+        </w:rPr>
+        <w:t>拆解「搜-打-撤」核心循环；</w:t>
+      </w:r>
+      <w:r>
+        <w:rPr>
+          <w:rFonts w:hint="eastAsia"/>
+          <w:b w:val="0"/>
+          <w:i w:val="0"/>
+          <w:color w:val="444444"/>
+          <w:sz w:val="18"/>
+          <w:lang w:val="en-US" w:eastAsia="zh-CN"/>
+        </w:rPr>
+        <w:t>对游戏内外的物资、装备、武器系统做数值方向拆解；利用AI生成三角洲各枪械TTK计算展示网站 ；探讨当下三角洲的策划重点议题</w:t>
+      </w:r>
+      <w:bookmarkStart w:id="0" w:name="_GoBack"/>
+      <w:bookmarkEnd w:id="0"/>
+    </w:p>
+    <w:p>
+      <w:pPr>
+        <w:pBdr>
+          <w:left w:val="single" w:color="1A1A1A" w:sz="16" w:space="4"/>
+        </w:pBdr>
+        <w:spacing w:before="40" w:after="0" w:line="264" w:lineRule="auto"/>
+        <w:ind w:left="200"/>
+        <w:rPr>
+          <w:rFonts w:hint="default"/>
+          <w:b/>
+          <w:i w:val="0"/>
+          <w:color w:val="1A1A1A"/>
+          <w:sz w:val="19"/>
+          <w:lang w:val="en-US" w:eastAsia="zh-CN"/>
+        </w:rPr>
+      </w:pPr>
+      <w:r>
+        <w:rPr>
+          <w:rFonts w:hint="eastAsia"/>
+          <w:b/>
+          <w:i w:val="0"/>
+          <w:color w:val="1A1A1A"/>
+          <w:sz w:val="19"/>
+          <w:lang w:eastAsia="zh-CN"/>
+        </w:rPr>
+        <w:t>《</w:t>
+      </w:r>
+      <w:r>
+        <w:rPr>
+          <w:rFonts w:hint="eastAsia"/>
+          <w:b/>
+          <w:i w:val="0"/>
+          <w:color w:val="1A1A1A"/>
+          <w:sz w:val="19"/>
+          <w:lang w:val="en-US" w:eastAsia="zh-CN"/>
+        </w:rPr>
+        <w:t>逆战未来 猎场战斗数值拆解</w:t>
+      </w:r>
+      <w:r>
+        <w:rPr>
+          <w:rFonts w:hint="eastAsia"/>
+          <w:b/>
+          <w:i w:val="0"/>
+          <w:color w:val="1A1A1A"/>
+          <w:sz w:val="19"/>
+          <w:lang w:eastAsia="zh-CN"/>
+        </w:rPr>
+        <w:t>》</w:t>
+      </w:r>
+    </w:p>
+    <w:p>
+      <w:pPr>
+        <w:spacing w:before="0" w:after="0" w:line="269" w:lineRule="auto"/>
+        <w:ind w:left="200"/>
+        <w:rPr>
           <w:rFonts w:hint="default" w:ascii="微软雅黑" w:hAnsi="微软雅黑" w:eastAsia="微软雅黑"/>
           <w:b w:val="0"/>
           <w:i w:val="0"/>
@@ -785,16 +860,6 @@
       </w:pPr>
       <w:r>
         <w:rPr>
-          <w:rFonts w:ascii="微软雅黑" w:hAnsi="微软雅黑" w:eastAsia="微软雅黑"/>
-          <w:b w:val="0"/>
-          <w:i w:val="0"/>
-          <w:color w:val="444444"/>
-          <w:sz w:val="18"/>
-        </w:rPr>
-        <w:t>拆解「搜-打-撤」核心循环；</w:t>
-      </w:r>
-      <w:r>
-        <w:rPr>
           <w:rFonts w:hint="eastAsia"/>
           <w:b w:val="0"/>
           <w:i w:val="0"/>
@@ -802,7 +867,18 @@
           <w:sz w:val="18"/>
           <w:lang w:val="en-US" w:eastAsia="zh-CN"/>
         </w:rPr>
-        <w:t>对游戏内外的物资、装备、武器系统做数值方向拆解；利用AI生成三角洲各枪械TTK计算展示网站 ；探讨当下三角洲的策划重点议题</w:t>
+        <w:t>把局外构筑的全部加成拆成「七大独立乘区相乘」的乘区模型，厘清同池稀释与跨池相乘的边界。推导最优化攻击流程与模型上限，用于校验数值投放是否越过预期天花板。</w:t>
+      </w:r>
+      <w:r>
+        <w:rPr>
+          <w:rFonts w:hint="eastAsia"/>
+          <w:b w:val="0"/>
+          <w:i w:val="0"/>
+          <w:color w:val="444444"/>
+          <w:sz w:val="18"/>
+          <w:lang w:val="en-US" w:eastAsia="zh-CN"/>
+        </w:rPr>
+        <w:br w:type="textWrapping"/>
       </w:r>
     </w:p>
     <w:p>

--- a/简历_李俊彦_v2.docx
+++ b/简历_李俊彦_v2.docx
@@ -792,8 +792,6 @@
         </w:rPr>
         <w:t>对游戏内外的物资、装备、武器系统做数值方向拆解；利用AI生成三角洲各枪械TTK计算展示网站 ；探讨当下三角洲的策划重点议题</w:t>
       </w:r>
-      <w:bookmarkStart w:id="0" w:name="_GoBack"/>
-      <w:bookmarkEnd w:id="0"/>
     </w:p>
     <w:p>
       <w:pPr>
@@ -918,6 +916,76 @@
       </w:pPr>
       <w:r>
         <w:rPr>
+          <w:rFonts w:hint="eastAsia"/>
+          <w:b/>
+          <w:i w:val="0"/>
+          <w:color w:val="1A1A1A"/>
+          <w:sz w:val="19"/>
+          <w:lang w:val="en-US" w:eastAsia="zh-CN"/>
+        </w:rPr>
+        <w:t>逆战·未来                                                      数值策划实习生                                                            2026.9至今</w:t>
+      </w:r>
+    </w:p>
+    <w:p>
+      <w:pPr>
+        <w:spacing w:before="0" w:after="20" w:line="269" w:lineRule="auto"/>
+        <w:ind w:left="200"/>
+        <w:rPr>
+          <w:rFonts w:hint="eastAsia"/>
+          <w:b w:val="0"/>
+          <w:i w:val="0"/>
+          <w:color w:val="444444"/>
+          <w:sz w:val="18"/>
+          <w:lang w:val="en-US" w:eastAsia="zh-CN"/>
+        </w:rPr>
+      </w:pPr>
+      <w:r>
+        <w:rPr>
+          <w:rFonts w:hint="eastAsia"/>
+          <w:b w:val="0"/>
+          <w:i w:val="0"/>
+          <w:color w:val="444444"/>
+          <w:sz w:val="18"/>
+          <w:lang w:val="en-US" w:eastAsia="zh-CN"/>
+        </w:rPr>
+        <w:t>主要负责及协助战斗数值方面的计算，包括猎场模式的赛季通用天赋计算、插件数值计算、赛季卡牌计算及生化追击PVP模式的数值设计和计算。</w:t>
+      </w:r>
+      <w:bookmarkStart w:id="0" w:name="_GoBack"/>
+      <w:bookmarkEnd w:id="0"/>
+    </w:p>
+    <w:p>
+      <w:pPr>
+        <w:spacing w:before="0" w:after="20" w:line="269" w:lineRule="auto"/>
+        <w:ind w:left="200"/>
+        <w:rPr>
+          <w:rFonts w:hint="eastAsia"/>
+          <w:b w:val="0"/>
+          <w:i w:val="0"/>
+          <w:color w:val="444444"/>
+          <w:sz w:val="18"/>
+          <w:lang w:val="en-US" w:eastAsia="zh-CN"/>
+        </w:rPr>
+      </w:pPr>
+    </w:p>
+    <w:p>
+      <w:pPr>
+        <w:pBdr>
+          <w:left w:val="single" w:color="1A1A1A" w:sz="16" w:space="4"/>
+        </w:pBdr>
+        <w:spacing w:before="40" w:after="0" w:line="264" w:lineRule="auto"/>
+        <w:ind w:left="180" w:leftChars="100"/>
+        <w:jc w:val="left"/>
+        <w:rPr>
+          <w:rFonts w:hint="default" w:ascii="微软雅黑" w:hAnsi="微软雅黑" w:eastAsia="微软雅黑"/>
+          <w:b/>
+          <w:i w:val="0"/>
+          <w:color w:val="1A1A1A"/>
+          <w:sz w:val="19"/>
+          <w:lang w:val="en-US" w:eastAsia="zh-CN"/>
+        </w:rPr>
+      </w:pPr>
+      <w:r>
+        <w:rPr>
           <w:rFonts w:hint="eastAsia" w:ascii="微软雅黑" w:hAnsi="微软雅黑" w:eastAsia="微软雅黑"/>
           <w:b/>
           <w:i w:val="0"/>
@@ -1138,7 +1206,7 @@
         <w:spacing w:before="0" w:after="20" w:line="269" w:lineRule="auto"/>
         <w:ind w:left="200"/>
         <w:rPr>
-          <w:rFonts w:hint="default"/>
+          <w:rFonts w:hint="eastAsia"/>
           <w:b w:val="0"/>
           <w:i w:val="0"/>
           <w:color w:val="444444"/>
